--- a/products/academia-de-reciclagem/projects/content/02 - Legislacao - Projeto Academia da Reciclagem.docx
+++ b/products/academia-de-reciclagem/projects/content/02 - Legislacao - Projeto Academia da Reciclagem.docx
@@ -73,7 +73,7 @@
         <w:rPr>
           <w:rtl w:val="0"/>
         </w:rPr>
-        <w:t xml:space="preserve">Durante a pesquisa inicial, foi identificado que o Município de Cotia possui legislação específica sobre resíduos sólidos. A principal norma mencionada foi a Lei Municipal nº 1.833/2014, que dispõe sobre a Política Municipal de Resíduos Sólidos de Cotia.</w:t>
+        <w:t>O Município de Cotia possui legislação específica sobre resíduos sólidos. A principal norma é a Lei Municipal nº 1.833/2014, que dispõe sobre a Política Municipal de Resíduos Sólidos de Cotia.</w:t>
       </w:r>
     </w:p>
     <w:p>
@@ -326,7 +326,7 @@
         <w:rPr>
           <w:rtl w:val="0"/>
         </w:rPr>
-        <w:t xml:space="preserve">Os municípios inicialmente mencionados como área de interesse são Cotia, Carapicuíba, Embu das Artes, Vargem Grande e Jandira. Como o projeto pretende atuar regionalmente, será importante levantar as leis, decretos, planos municipais e programas existentes em cada um desses municípios.</w:t>
+        <w:t>Os municípios do território inicial do projeto são Cotia, Carapicuíba, Embu das Artes e Jandira. Como o projeto pretende atuar regionalmente, será importante levantar as leis, decretos, planos municipais e programas existentes em cada um desses municípios.</w:t>
       </w:r>
     </w:p>
     <w:p>
@@ -348,7 +348,7 @@
         <w:rPr>
           <w:rtl w:val="0"/>
         </w:rPr>
-        <w:t xml:space="preserve">Até este momento, a legislação mais explorada na conversa foi a de Cotia, especialmente por causa da visita à Cooperativa Nova Cotia e da intenção inicial de estruturar o projeto a partir da região da Granja Viana.</w:t>
+        <w:t>Até este momento, a legislação mais aprofundada é a de Cotia, município da Cooperativa Nova Cotia, onde o projeto começa a se estruturar.</w:t>
       </w:r>
     </w:p>
     <w:p>

--- a/products/academia-de-reciclagem/projects/content/02 - Legislacao - Projeto Academia da Reciclagem.docx
+++ b/products/academia-de-reciclagem/projects/content/02 - Legislacao - Projeto Academia da Reciclagem.docx
@@ -326,7 +326,7 @@
         <w:rPr>
           <w:rtl w:val="0"/>
         </w:rPr>
-        <w:t>Os municípios do território inicial do projeto são Cotia, Carapicuíba, Embu das Artes e Jandira. Como o projeto pretende atuar regionalmente, será importante levantar as leis, decretos, planos municipais e programas existentes em cada um desses municípios.</w:t>
+        <w:t xml:space="preserve">Os municípios inicialmente mencionados como área de interesse são Cotia, Carapicuíba, Embu das Artes, Vargem Grande e Jandira. Como o projeto pretende atuar regionalmente, será importante levantar as leis, decretos, planos municipais e programas existentes em cada um desses municípios.</w:t>
       </w:r>
     </w:p>
     <w:p>
@@ -348,7 +348,7 @@
         <w:rPr>
           <w:rtl w:val="0"/>
         </w:rPr>
-        <w:t>Até este momento, a legislação mais aprofundada é a de Cotia, município da Cooperativa Nova Cotia, onde o projeto começa a se estruturar.</w:t>
+        <w:t xml:space="preserve">Até este momento, a legislação mais explorada na conversa foi a de Cotia, especialmente por causa da visita à Cooperativa Nova Cotia e da intenção inicial de estruturar o projeto a partir da região da Granja Viana.</w:t>
       </w:r>
     </w:p>
     <w:p>
